--- a/Documentation/User Requirements Specifications.docx
+++ b/Documentation/User Requirements Specifications.docx
@@ -113,7 +113,7 @@
           <w:r>
             <w:fldChar w:fldCharType="separate"/>
           </w:r>
-          <w:hyperlink w:anchor="_Toc195085706" w:history="1">
+          <w:hyperlink w:anchor="_Toc199502990" w:history="1">
             <w:r>
               <w:rPr>
                 <w:rStyle w:val="Hyperlink"/>
@@ -140,7 +140,7 @@
                 <w:noProof/>
                 <w:webHidden/>
               </w:rPr>
-              <w:instrText xml:space="preserve"> PAGEREF _Toc195085706 \h </w:instrText>
+              <w:instrText xml:space="preserve"> PAGEREF _Toc199502990 \h </w:instrText>
             </w:r>
             <w:r>
               <w:rPr>
@@ -182,7 +182,7 @@
               <w:noProof/>
             </w:rPr>
           </w:pPr>
-          <w:hyperlink w:anchor="_Toc195085707" w:history="1">
+          <w:hyperlink w:anchor="_Toc199502991" w:history="1">
             <w:r>
               <w:rPr>
                 <w:rStyle w:val="Hyperlink"/>
@@ -209,7 +209,7 @@
                 <w:noProof/>
                 <w:webHidden/>
               </w:rPr>
-              <w:instrText xml:space="preserve"> PAGEREF _Toc195085707 \h </w:instrText>
+              <w:instrText xml:space="preserve"> PAGEREF _Toc199502991 \h </w:instrText>
             </w:r>
             <w:r>
               <w:rPr>
@@ -251,7 +251,7 @@
               <w:noProof/>
             </w:rPr>
           </w:pPr>
-          <w:hyperlink w:anchor="_Toc195085708" w:history="1">
+          <w:hyperlink w:anchor="_Toc199502992" w:history="1">
             <w:r>
               <w:rPr>
                 <w:rStyle w:val="Hyperlink"/>
@@ -278,7 +278,7 @@
                 <w:noProof/>
                 <w:webHidden/>
               </w:rPr>
-              <w:instrText xml:space="preserve"> PAGEREF _Toc195085708 \h </w:instrText>
+              <w:instrText xml:space="preserve"> PAGEREF _Toc199502992 \h </w:instrText>
             </w:r>
             <w:r>
               <w:rPr>
@@ -320,7 +320,7 @@
               <w:noProof/>
             </w:rPr>
           </w:pPr>
-          <w:hyperlink w:anchor="_Toc195085709" w:history="1">
+          <w:hyperlink w:anchor="_Toc199502993" w:history="1">
             <w:r>
               <w:rPr>
                 <w:rStyle w:val="Hyperlink"/>
@@ -347,7 +347,7 @@
                 <w:noProof/>
                 <w:webHidden/>
               </w:rPr>
-              <w:instrText xml:space="preserve"> PAGEREF _Toc195085709 \h </w:instrText>
+              <w:instrText xml:space="preserve"> PAGEREF _Toc199502993 \h </w:instrText>
             </w:r>
             <w:r>
               <w:rPr>
@@ -389,7 +389,7 @@
               <w:noProof/>
             </w:rPr>
           </w:pPr>
-          <w:hyperlink w:anchor="_Toc195085710" w:history="1">
+          <w:hyperlink w:anchor="_Toc199502994" w:history="1">
             <w:r>
               <w:rPr>
                 <w:rStyle w:val="Hyperlink"/>
@@ -416,7 +416,7 @@
                 <w:noProof/>
                 <w:webHidden/>
               </w:rPr>
-              <w:instrText xml:space="preserve"> PAGEREF _Toc195085710 \h </w:instrText>
+              <w:instrText xml:space="preserve"> PAGEREF _Toc199502994 \h </w:instrText>
             </w:r>
             <w:r>
               <w:rPr>
@@ -481,7 +481,7 @@
           <w:szCs w:val="24"/>
         </w:rPr>
       </w:pPr>
-      <w:bookmarkStart w:id="0" w:name="_Toc195085706"/>
+      <w:bookmarkStart w:id="0" w:name="_Toc199502990"/>
       <w:r>
         <w:lastRenderedPageBreak/>
         <w:t>Introduction</w:t>
@@ -509,7 +509,7 @@
         <w:pStyle w:val="Heading1"/>
         <w:jc w:val="center"/>
       </w:pPr>
-      <w:bookmarkStart w:id="1" w:name="_Toc195085707"/>
+      <w:bookmarkStart w:id="1" w:name="_Toc199502991"/>
       <w:r>
         <w:t>System overview</w:t>
       </w:r>
@@ -724,7 +724,7 @@
         <w:pStyle w:val="Heading1"/>
         <w:jc w:val="center"/>
       </w:pPr>
-      <w:bookmarkStart w:id="2" w:name="_Toc195085708"/>
+      <w:bookmarkStart w:id="2" w:name="_Toc199502992"/>
       <w:r>
         <w:t>Functional requirements</w:t>
       </w:r>
@@ -1098,7 +1098,7 @@
         <w:pStyle w:val="Heading1"/>
         <w:jc w:val="center"/>
       </w:pPr>
-      <w:bookmarkStart w:id="14" w:name="_Toc195085709"/>
+      <w:bookmarkStart w:id="14" w:name="_Toc199502993"/>
       <w:r>
         <w:t>Non-functional requirements</w:t>
       </w:r>
@@ -1223,7 +1223,7 @@
         <w:pStyle w:val="Heading1"/>
         <w:jc w:val="center"/>
       </w:pPr>
-      <w:bookmarkStart w:id="15" w:name="_Toc195085710"/>
+      <w:bookmarkStart w:id="15" w:name="_Toc199502994"/>
       <w:r>
         <w:lastRenderedPageBreak/>
         <w:t>Use Cases</w:t>
@@ -2867,6 +2867,706 @@
           <w:szCs w:val="28"/>
         </w:rPr>
         <w:t>Back to Main success scenario</w:t>
+      </w:r>
+    </w:p>
+    <w:p>
+      <w:r>
+        <w:br w:type="page"/>
+      </w:r>
+    </w:p>
+    <w:p>
+      <w:pPr>
+        <w:rPr>
+          <w:b/>
+          <w:bCs/>
+          <w:sz w:val="28"/>
+          <w:szCs w:val="28"/>
+        </w:rPr>
+      </w:pPr>
+      <w:r>
+        <w:rPr>
+          <w:b/>
+          <w:bCs/>
+          <w:sz w:val="28"/>
+          <w:szCs w:val="28"/>
+        </w:rPr>
+        <w:lastRenderedPageBreak/>
+        <w:t>UC2: Authenticating an employee (FR-9; NFR-3; NFR-4)</w:t>
+      </w:r>
+    </w:p>
+    <w:p>
+      <w:pPr>
+        <w:rPr>
+          <w:sz w:val="28"/>
+          <w:szCs w:val="28"/>
+        </w:rPr>
+      </w:pPr>
+      <w:r>
+        <w:rPr>
+          <w:b/>
+          <w:bCs/>
+          <w:sz w:val="28"/>
+          <w:szCs w:val="28"/>
+        </w:rPr>
+        <w:t>Actors:</w:t>
+      </w:r>
+      <w:r>
+        <w:rPr>
+          <w:sz w:val="28"/>
+          <w:szCs w:val="28"/>
+        </w:rPr>
+        <w:t xml:space="preserve"> Employee</w:t>
+      </w:r>
+    </w:p>
+    <w:p>
+      <w:pPr>
+        <w:rPr>
+          <w:sz w:val="28"/>
+          <w:szCs w:val="28"/>
+        </w:rPr>
+      </w:pPr>
+      <w:r>
+        <w:rPr>
+          <w:b/>
+          <w:bCs/>
+          <w:sz w:val="28"/>
+          <w:szCs w:val="28"/>
+        </w:rPr>
+        <w:t>Preconditions:</w:t>
+      </w:r>
+      <w:r>
+        <w:rPr>
+          <w:sz w:val="28"/>
+          <w:szCs w:val="28"/>
+        </w:rPr>
+        <w:t xml:space="preserve"> The employee must already be created in the system.</w:t>
+      </w:r>
+    </w:p>
+    <w:p>
+      <w:pPr>
+        <w:rPr>
+          <w:b/>
+          <w:bCs/>
+          <w:sz w:val="28"/>
+          <w:szCs w:val="28"/>
+        </w:rPr>
+      </w:pPr>
+      <w:r>
+        <w:rPr>
+          <w:b/>
+          <w:bCs/>
+          <w:sz w:val="28"/>
+          <w:szCs w:val="28"/>
+        </w:rPr>
+        <w:t>Main success scenario:</w:t>
+      </w:r>
+    </w:p>
+    <w:p>
+      <w:pPr>
+        <w:rPr>
+          <w:sz w:val="28"/>
+          <w:szCs w:val="28"/>
+        </w:rPr>
+      </w:pPr>
+      <w:r>
+        <w:rPr>
+          <w:sz w:val="28"/>
+          <w:szCs w:val="28"/>
+        </w:rPr>
+        <w:t>- The user navigates to the login page.</w:t>
+      </w:r>
+    </w:p>
+    <w:p>
+      <w:pPr>
+        <w:rPr>
+          <w:sz w:val="28"/>
+          <w:szCs w:val="28"/>
+        </w:rPr>
+      </w:pPr>
+      <w:r>
+        <w:rPr>
+          <w:sz w:val="28"/>
+          <w:szCs w:val="28"/>
+        </w:rPr>
+        <w:t>- The user enters a valid email and password.</w:t>
+      </w:r>
+    </w:p>
+    <w:p>
+      <w:pPr>
+        <w:rPr>
+          <w:sz w:val="28"/>
+          <w:szCs w:val="28"/>
+        </w:rPr>
+      </w:pPr>
+      <w:r>
+        <w:rPr>
+          <w:sz w:val="28"/>
+          <w:szCs w:val="28"/>
+        </w:rPr>
+        <w:t>- The user clicks the 'Login' button.</w:t>
+      </w:r>
+    </w:p>
+    <w:p>
+      <w:pPr>
+        <w:rPr>
+          <w:sz w:val="28"/>
+          <w:szCs w:val="28"/>
+        </w:rPr>
+      </w:pPr>
+      <w:r>
+        <w:rPr>
+          <w:sz w:val="28"/>
+          <w:szCs w:val="28"/>
+        </w:rPr>
+        <w:t>- The system verifies the credentials.</w:t>
+      </w:r>
+    </w:p>
+    <w:p>
+      <w:pPr>
+        <w:rPr>
+          <w:sz w:val="28"/>
+          <w:szCs w:val="28"/>
+        </w:rPr>
+      </w:pPr>
+      <w:r>
+        <w:rPr>
+          <w:sz w:val="28"/>
+          <w:szCs w:val="28"/>
+        </w:rPr>
+        <w:t>- The employee is redirected to the appropriate dashboard.</w:t>
+      </w:r>
+    </w:p>
+    <w:p>
+      <w:pPr>
+        <w:rPr>
+          <w:sz w:val="28"/>
+          <w:szCs w:val="28"/>
+        </w:rPr>
+      </w:pPr>
+      <w:r>
+        <w:rPr>
+          <w:sz w:val="28"/>
+          <w:szCs w:val="28"/>
+        </w:rPr>
+        <w:t>Postconditions: The user is logged in.</w:t>
+      </w:r>
+    </w:p>
+    <w:p>
+      <w:pPr>
+        <w:rPr>
+          <w:b/>
+          <w:bCs/>
+          <w:sz w:val="28"/>
+          <w:szCs w:val="28"/>
+        </w:rPr>
+      </w:pPr>
+      <w:r>
+        <w:rPr>
+          <w:b/>
+          <w:bCs/>
+          <w:sz w:val="28"/>
+          <w:szCs w:val="28"/>
+        </w:rPr>
+        <w:t>Extensions:</w:t>
+      </w:r>
+    </w:p>
+    <w:p>
+      <w:pPr>
+        <w:rPr>
+          <w:sz w:val="28"/>
+          <w:szCs w:val="28"/>
+        </w:rPr>
+      </w:pPr>
+      <w:r>
+        <w:rPr>
+          <w:sz w:val="28"/>
+          <w:szCs w:val="28"/>
+        </w:rPr>
+        <w:t>- 2. The email does not exist: The user is shown an error message and remains on the login page.</w:t>
+      </w:r>
+    </w:p>
+    <w:p>
+      <w:pPr>
+        <w:rPr>
+          <w:sz w:val="28"/>
+          <w:szCs w:val="28"/>
+        </w:rPr>
+      </w:pPr>
+      <w:r>
+        <w:rPr>
+          <w:sz w:val="28"/>
+          <w:szCs w:val="28"/>
+        </w:rPr>
+        <w:t>- 3. The password is incorrect: The user is shown an error message and remains on the login page.</w:t>
+      </w:r>
+    </w:p>
+    <w:p>
+      <w:pPr>
+        <w:rPr>
+          <w:sz w:val="28"/>
+          <w:szCs w:val="28"/>
+        </w:rPr>
+      </w:pPr>
+      <w:r>
+        <w:rPr>
+          <w:sz w:val="28"/>
+          <w:szCs w:val="28"/>
+        </w:rPr>
+        <w:t>- 2-3. Email or password fields are empty: The user is prompted to fill in the missing fields.</w:t>
+      </w:r>
+    </w:p>
+    <w:p>
+      <w:pPr>
+        <w:rPr>
+          <w:b/>
+          <w:bCs/>
+          <w:sz w:val="28"/>
+          <w:szCs w:val="28"/>
+        </w:rPr>
+      </w:pPr>
+      <w:r>
+        <w:rPr>
+          <w:b/>
+          <w:bCs/>
+          <w:sz w:val="28"/>
+          <w:szCs w:val="28"/>
+        </w:rPr>
+        <w:t>UC3: Updating an employee's role (FR-3)</w:t>
+      </w:r>
+    </w:p>
+    <w:p>
+      <w:pPr>
+        <w:rPr>
+          <w:sz w:val="28"/>
+          <w:szCs w:val="28"/>
+        </w:rPr>
+      </w:pPr>
+      <w:r>
+        <w:rPr>
+          <w:b/>
+          <w:bCs/>
+          <w:sz w:val="28"/>
+          <w:szCs w:val="28"/>
+        </w:rPr>
+        <w:t>Actors:</w:t>
+      </w:r>
+      <w:r>
+        <w:rPr>
+          <w:sz w:val="28"/>
+          <w:szCs w:val="28"/>
+        </w:rPr>
+        <w:t xml:space="preserve"> Warehouse owner</w:t>
+      </w:r>
+    </w:p>
+    <w:p>
+      <w:pPr>
+        <w:rPr>
+          <w:sz w:val="28"/>
+          <w:szCs w:val="28"/>
+        </w:rPr>
+      </w:pPr>
+      <w:r>
+        <w:rPr>
+          <w:b/>
+          <w:bCs/>
+          <w:sz w:val="28"/>
+          <w:szCs w:val="28"/>
+        </w:rPr>
+        <w:t>Preconditions:</w:t>
+      </w:r>
+      <w:r>
+        <w:rPr>
+          <w:sz w:val="28"/>
+          <w:szCs w:val="28"/>
+        </w:rPr>
+        <w:t xml:space="preserve"> At least one employee must be registered in the warehouse.</w:t>
+      </w:r>
+    </w:p>
+    <w:p>
+      <w:pPr>
+        <w:rPr>
+          <w:b/>
+          <w:bCs/>
+          <w:sz w:val="28"/>
+          <w:szCs w:val="28"/>
+        </w:rPr>
+      </w:pPr>
+      <w:r>
+        <w:rPr>
+          <w:b/>
+          <w:bCs/>
+          <w:sz w:val="28"/>
+          <w:szCs w:val="28"/>
+        </w:rPr>
+        <w:t>Main success scenario:</w:t>
+      </w:r>
+    </w:p>
+    <w:p>
+      <w:pPr>
+        <w:rPr>
+          <w:sz w:val="28"/>
+          <w:szCs w:val="28"/>
+        </w:rPr>
+      </w:pPr>
+      <w:r>
+        <w:rPr>
+          <w:sz w:val="28"/>
+          <w:szCs w:val="28"/>
+        </w:rPr>
+        <w:t>- The user clicks on the “Employees” tab.</w:t>
+      </w:r>
+    </w:p>
+    <w:p>
+      <w:pPr>
+        <w:rPr>
+          <w:sz w:val="28"/>
+          <w:szCs w:val="28"/>
+        </w:rPr>
+      </w:pPr>
+      <w:r>
+        <w:rPr>
+          <w:sz w:val="28"/>
+          <w:szCs w:val="28"/>
+        </w:rPr>
+        <w:t>- The employee table opens.</w:t>
+      </w:r>
+    </w:p>
+    <w:p>
+      <w:pPr>
+        <w:rPr>
+          <w:sz w:val="28"/>
+          <w:szCs w:val="28"/>
+        </w:rPr>
+      </w:pPr>
+      <w:r>
+        <w:rPr>
+          <w:sz w:val="28"/>
+          <w:szCs w:val="28"/>
+        </w:rPr>
+        <w:t>- The user clicks the ‘Edit’ button on an employee row.</w:t>
+      </w:r>
+    </w:p>
+    <w:p>
+      <w:pPr>
+        <w:rPr>
+          <w:sz w:val="28"/>
+          <w:szCs w:val="28"/>
+        </w:rPr>
+      </w:pPr>
+      <w:r>
+        <w:rPr>
+          <w:sz w:val="28"/>
+          <w:szCs w:val="28"/>
+        </w:rPr>
+        <w:lastRenderedPageBreak/>
+        <w:t>- A window for editing role appears.</w:t>
+      </w:r>
+    </w:p>
+    <w:p>
+      <w:pPr>
+        <w:rPr>
+          <w:sz w:val="28"/>
+          <w:szCs w:val="28"/>
+        </w:rPr>
+      </w:pPr>
+      <w:r>
+        <w:rPr>
+          <w:sz w:val="28"/>
+          <w:szCs w:val="28"/>
+        </w:rPr>
+        <w:t>- The user selects a new role and clicks 'Save'.</w:t>
+      </w:r>
+    </w:p>
+    <w:p>
+      <w:pPr>
+        <w:rPr>
+          <w:sz w:val="28"/>
+          <w:szCs w:val="28"/>
+        </w:rPr>
+      </w:pPr>
+      <w:r>
+        <w:rPr>
+          <w:b/>
+          <w:bCs/>
+          <w:sz w:val="28"/>
+          <w:szCs w:val="28"/>
+        </w:rPr>
+        <w:t>Postconditions:</w:t>
+      </w:r>
+      <w:r>
+        <w:rPr>
+          <w:sz w:val="28"/>
+          <w:szCs w:val="28"/>
+        </w:rPr>
+        <w:t xml:space="preserve"> The employee role is updated.</w:t>
+      </w:r>
+    </w:p>
+    <w:p>
+      <w:pPr>
+        <w:rPr>
+          <w:b/>
+          <w:bCs/>
+          <w:sz w:val="28"/>
+          <w:szCs w:val="28"/>
+        </w:rPr>
+      </w:pPr>
+      <w:r>
+        <w:rPr>
+          <w:b/>
+          <w:bCs/>
+          <w:sz w:val="28"/>
+          <w:szCs w:val="28"/>
+        </w:rPr>
+        <w:t>Extensions:</w:t>
+      </w:r>
+    </w:p>
+    <w:p>
+      <w:pPr>
+        <w:rPr>
+          <w:sz w:val="28"/>
+          <w:szCs w:val="28"/>
+        </w:rPr>
+      </w:pPr>
+      <w:r>
+        <w:rPr>
+          <w:sz w:val="28"/>
+          <w:szCs w:val="28"/>
+        </w:rPr>
+        <w:t>- 4. Selected role is invalid: The user is prompted to choose a valid role.</w:t>
+      </w:r>
+    </w:p>
+    <w:p>
+      <w:pPr>
+        <w:rPr>
+          <w:b/>
+          <w:bCs/>
+          <w:sz w:val="28"/>
+          <w:szCs w:val="28"/>
+        </w:rPr>
+      </w:pPr>
+      <w:r>
+        <w:rPr>
+          <w:b/>
+          <w:bCs/>
+          <w:sz w:val="28"/>
+          <w:szCs w:val="28"/>
+        </w:rPr>
+        <w:t>UC4: Deleting an employee (FR-3)</w:t>
+      </w:r>
+    </w:p>
+    <w:p>
+      <w:pPr>
+        <w:rPr>
+          <w:sz w:val="28"/>
+          <w:szCs w:val="28"/>
+        </w:rPr>
+      </w:pPr>
+      <w:r>
+        <w:rPr>
+          <w:b/>
+          <w:bCs/>
+          <w:sz w:val="28"/>
+          <w:szCs w:val="28"/>
+        </w:rPr>
+        <w:t>Actors:</w:t>
+      </w:r>
+      <w:r>
+        <w:rPr>
+          <w:sz w:val="28"/>
+          <w:szCs w:val="28"/>
+        </w:rPr>
+        <w:t xml:space="preserve"> Warehouse owner</w:t>
+      </w:r>
+    </w:p>
+    <w:p>
+      <w:pPr>
+        <w:rPr>
+          <w:sz w:val="28"/>
+          <w:szCs w:val="28"/>
+        </w:rPr>
+      </w:pPr>
+      <w:r>
+        <w:rPr>
+          <w:b/>
+          <w:bCs/>
+          <w:sz w:val="28"/>
+          <w:szCs w:val="28"/>
+        </w:rPr>
+        <w:t>Preconditions:</w:t>
+      </w:r>
+      <w:r>
+        <w:rPr>
+          <w:sz w:val="28"/>
+          <w:szCs w:val="28"/>
+        </w:rPr>
+        <w:t xml:space="preserve"> At least one employee must exist in the system.</w:t>
+      </w:r>
+    </w:p>
+    <w:p>
+      <w:pPr>
+        <w:rPr>
+          <w:b/>
+          <w:bCs/>
+          <w:sz w:val="28"/>
+          <w:szCs w:val="28"/>
+        </w:rPr>
+      </w:pPr>
+      <w:r>
+        <w:rPr>
+          <w:b/>
+          <w:bCs/>
+          <w:sz w:val="28"/>
+          <w:szCs w:val="28"/>
+        </w:rPr>
+        <w:t>Main success scenario:</w:t>
+      </w:r>
+    </w:p>
+    <w:p>
+      <w:pPr>
+        <w:rPr>
+          <w:sz w:val="28"/>
+          <w:szCs w:val="28"/>
+        </w:rPr>
+      </w:pPr>
+      <w:r>
+        <w:rPr>
+          <w:sz w:val="28"/>
+          <w:szCs w:val="28"/>
+        </w:rPr>
+        <w:t>- The user clicks on the “Employees” tab.</w:t>
+      </w:r>
+    </w:p>
+    <w:p>
+      <w:pPr>
+        <w:rPr>
+          <w:sz w:val="28"/>
+          <w:szCs w:val="28"/>
+        </w:rPr>
+      </w:pPr>
+      <w:r>
+        <w:rPr>
+          <w:sz w:val="28"/>
+          <w:szCs w:val="28"/>
+        </w:rPr>
+        <w:t>- The employee table opens.</w:t>
+      </w:r>
+    </w:p>
+    <w:p>
+      <w:pPr>
+        <w:rPr>
+          <w:sz w:val="28"/>
+          <w:szCs w:val="28"/>
+        </w:rPr>
+      </w:pPr>
+      <w:r>
+        <w:rPr>
+          <w:sz w:val="28"/>
+          <w:szCs w:val="28"/>
+        </w:rPr>
+        <w:t>- The user clicks the ‘Delete’ button on an employee row.</w:t>
+      </w:r>
+    </w:p>
+    <w:p>
+      <w:pPr>
+        <w:rPr>
+          <w:sz w:val="28"/>
+          <w:szCs w:val="28"/>
+        </w:rPr>
+      </w:pPr>
+      <w:r>
+        <w:rPr>
+          <w:sz w:val="28"/>
+          <w:szCs w:val="28"/>
+        </w:rPr>
+        <w:t>- A confirmation popup appears.</w:t>
+      </w:r>
+    </w:p>
+    <w:p>
+      <w:pPr>
+        <w:rPr>
+          <w:sz w:val="28"/>
+          <w:szCs w:val="28"/>
+        </w:rPr>
+      </w:pPr>
+      <w:r>
+        <w:rPr>
+          <w:sz w:val="28"/>
+          <w:szCs w:val="28"/>
+        </w:rPr>
+        <w:t>- The user confirms deletion.</w:t>
+      </w:r>
+    </w:p>
+    <w:p>
+      <w:pPr>
+        <w:rPr>
+          <w:sz w:val="28"/>
+          <w:szCs w:val="28"/>
+        </w:rPr>
+      </w:pPr>
+      <w:r>
+        <w:rPr>
+          <w:sz w:val="28"/>
+          <w:szCs w:val="28"/>
+        </w:rPr>
+        <w:t>- The employee is removed from the database.</w:t>
+      </w:r>
+    </w:p>
+    <w:p>
+      <w:pPr>
+        <w:rPr>
+          <w:sz w:val="28"/>
+          <w:szCs w:val="28"/>
+        </w:rPr>
+      </w:pPr>
+      <w:r>
+        <w:rPr>
+          <w:b/>
+          <w:bCs/>
+          <w:sz w:val="28"/>
+          <w:szCs w:val="28"/>
+        </w:rPr>
+        <w:t>Postconditions:</w:t>
+      </w:r>
+      <w:r>
+        <w:rPr>
+          <w:sz w:val="28"/>
+          <w:szCs w:val="28"/>
+        </w:rPr>
+        <w:t xml:space="preserve"> Employee is no longer in the system.</w:t>
+      </w:r>
+    </w:p>
+    <w:p>
+      <w:pPr>
+        <w:rPr>
+          <w:b/>
+          <w:bCs/>
+          <w:sz w:val="28"/>
+          <w:szCs w:val="28"/>
+        </w:rPr>
+      </w:pPr>
+      <w:r>
+        <w:rPr>
+          <w:b/>
+          <w:bCs/>
+          <w:sz w:val="28"/>
+          <w:szCs w:val="28"/>
+        </w:rPr>
+        <w:t>Extensions:</w:t>
+      </w:r>
+    </w:p>
+    <w:p>
+      <w:pPr>
+        <w:rPr>
+          <w:sz w:val="28"/>
+          <w:szCs w:val="28"/>
+        </w:rPr>
+      </w:pPr>
+      <w:r>
+        <w:rPr>
+          <w:sz w:val="28"/>
+          <w:szCs w:val="28"/>
+        </w:rPr>
+        <w:t>- 5. User cancels deletion: No changes are made.</w:t>
       </w:r>
     </w:p>
     <w:sectPr>
